--- a/src/Parchment.Tests/Markdown/Renderers/TableRendererTests.PipeTableEmitsTableWithGridRowsAndHeaderFormatting.verified.docx
+++ b/src/Parchment.Tests/Markdown/Renderers/TableRendererTests.PipeTableEmitsTableWithGridRowsAndHeaderFormatting.verified.docx
@@ -12,6 +12,12 @@
           <w:insideH w:val="single" w:sz="4"/>
           <w:insideV w:val="single" w:sz="4"/>
         </w:tblBorders>
+        <w:tblCellMar>
+          <w:top w:w="0" w:type="dxa"/>
+          <w:start w:w="108" w:type="dxa"/>
+          <w:bottom w:w="0" w:type="dxa"/>
+          <w:end w:w="108" w:type="dxa"/>
+        </w:tblCellMar>
       </w:tblPr>
       <w:tblGrid>
         <w:gridCol/>

--- a/src/Parchment.Tests/Markdown/Renderers/TableRendererTests.PipeTableEmitsTableWithGridRowsAndHeaderFormatting.verified.docx
+++ b/src/Parchment.Tests/Markdown/Renderers/TableRendererTests.PipeTableEmitsTableWithGridRowsAndHeaderFormatting.verified.docx
@@ -85,8 +85,8 @@
       </w:tr>
     </w:tbl>
     <w:sectPr>
-      <w:pgSz w:w="12240" w:h="15840"/>
-      <w:pgMar w:top="1440" w:right="1440" w:bottom="1440" w:left="1440" w:header="720" w:footer="720"/>
+      <w:pgSz w:w="6500" w:h="8000"/>
+      <w:pgMar w:top="500" w:right="500" w:bottom="500" w:left="500" w:header="720" w:footer="720"/>
     </w:sectPr>
   </w:body>
 </w:document>

--- a/src/Parchment.Tests/Markdown/Renderers/TableRendererTests.PipeTableEmitsTableWithGridRowsAndHeaderFormatting.verified.docx
+++ b/src/Parchment.Tests/Markdown/Renderers/TableRendererTests.PipeTableEmitsTableWithGridRowsAndHeaderFormatting.verified.docx
@@ -87,6 +87,12 @@
     <w:sectPr>
       <w:pgSz w:w="6500" w:h="8000"/>
       <w:pgMar w:top="500" w:right="500" w:bottom="500" w:left="500" w:header="720" w:footer="720"/>
+      <w:pgBorders w:zOrder="front" w:display="allPages" w:offsetFrom="page">
+        <w:top w:val="single" w:color="000000" w:sz="4" w:space="0"/>
+        <w:left w:val="single" w:color="000000" w:sz="4" w:space="0"/>
+        <w:bottom w:val="single" w:color="000000" w:sz="4" w:space="0"/>
+        <w:right w:val="single" w:color="000000" w:sz="4" w:space="0"/>
+      </w:pgBorders>
     </w:sectPr>
   </w:body>
 </w:document>

--- a/src/Parchment.Tests/Markdown/Renderers/TableRendererTests.PipeTableEmitsTableWithGridRowsAndHeaderFormatting.verified.docx
+++ b/src/Parchment.Tests/Markdown/Renderers/TableRendererTests.PipeTableEmitsTableWithGridRowsAndHeaderFormatting.verified.docx
@@ -4,6 +4,7 @@
   <w:body>
     <w:tbl>
       <w:tblPr>
+        <w:tblW w:w="5000" w:type="pct"/>
         <w:tblBorders>
           <w:top w:val="single" w:sz="4"/>
           <w:bottom w:val="single" w:sz="4"/>

--- a/src/Parchment.Tests/Markdown/Renderers/TableRendererTests.PipeTableEmitsTableWithGridRowsAndHeaderFormatting.verified.docx
+++ b/src/Parchment.Tests/Markdown/Renderers/TableRendererTests.PipeTableEmitsTableWithGridRowsAndHeaderFormatting.verified.docx
@@ -5,7 +5,6 @@
     <w:tbl>
       <w:tblPr>
         <w:tblW w:w="5000" w:type="pct"/>
-        <w:tblLayout w:type="fixed"/>
         <w:tblBorders>
           <w:top w:val="single" w:sz="4"/>
           <w:bottom w:val="single" w:sz="4"/>
@@ -22,14 +21,11 @@
         </w:tblCellMar>
       </w:tblPr>
       <w:tblGrid>
-        <w:gridCol w:w="4500"/>
-        <w:gridCol w:w="4500"/>
+        <w:gridCol/>
+        <w:gridCol/>
       </w:tblGrid>
       <w:tr>
         <w:tc>
-          <w:tcPr>
-            <w:tcW w:w="4500" w:type="dxa"/>
-          </w:tcPr>
           <w:p>
             <w:pPr>
               <w:jc w:val="center"/>
@@ -43,9 +39,6 @@
           </w:p>
         </w:tc>
         <w:tc>
-          <w:tcPr>
-            <w:tcW w:w="4500" w:type="dxa"/>
-          </w:tcPr>
           <w:p>
             <w:pPr>
               <w:jc w:val="center"/>
@@ -61,9 +54,6 @@
       </w:tr>
       <w:tr>
         <w:tc>
-          <w:tcPr>
-            <w:tcW w:w="4500" w:type="dxa"/>
-          </w:tcPr>
           <w:p>
             <w:r>
               <w:t xml:space="preserve">1</w:t>
@@ -71,9 +61,6 @@
           </w:p>
         </w:tc>
         <w:tc>
-          <w:tcPr>
-            <w:tcW w:w="4500" w:type="dxa"/>
-          </w:tcPr>
           <w:p>
             <w:r>
               <w:t xml:space="preserve">2</w:t>
@@ -83,9 +70,6 @@
       </w:tr>
       <w:tr>
         <w:tc>
-          <w:tcPr>
-            <w:tcW w:w="4500" w:type="dxa"/>
-          </w:tcPr>
           <w:p>
             <w:r>
               <w:t xml:space="preserve">3</w:t>
@@ -93,9 +77,6 @@
           </w:p>
         </w:tc>
         <w:tc>
-          <w:tcPr>
-            <w:tcW w:w="4500" w:type="dxa"/>
-          </w:tcPr>
           <w:p>
             <w:r>
               <w:t xml:space="preserve">4</w:t>
